--- a/PVY/MS/Excel/origos/otazka3.docx
+++ b/PVY/MS/Excel/origos/otazka3.docx
@@ -214,10 +214,10 @@
         <mc:AlternateContent>
           <mc:Choice Requires="wps">
             <w:drawing>
-              <wp:anchor distT="0" distB="0" distL="114300" distR="114300" simplePos="0" relativeHeight="251659264" behindDoc="0" locked="0" layoutInCell="1" allowOverlap="1" wp14:anchorId="5B2BEB82" wp14:editId="39B28B42">
+              <wp:anchor distT="0" distB="0" distL="114300" distR="114300" simplePos="0" relativeHeight="251659264" behindDoc="0" locked="0" layoutInCell="1" allowOverlap="1" wp14:anchorId="5B2BEB82" wp14:editId="53AC2D3B">
                 <wp:simplePos x="0" y="0"/>
                 <wp:positionH relativeFrom="column">
-                  <wp:posOffset>3634105</wp:posOffset>
+                  <wp:posOffset>3957955</wp:posOffset>
                 </wp:positionH>
                 <wp:positionV relativeFrom="paragraph">
                   <wp:posOffset>27940</wp:posOffset>
@@ -291,7 +291,7 @@
                 <v:stroke joinstyle="miter"/>
                 <v:path gradientshapeok="t" o:connecttype="rect"/>
               </v:shapetype>
-              <v:shape id="Textové pole 1" o:spid="_x0000_s1026" type="#_x0000_t202" style="position:absolute;margin-left:286.15pt;margin-top:2.2pt;width:232.5pt;height:80.25pt;z-index:251659264;visibility:visible;mso-wrap-style:square;mso-width-percent:0;mso-wrap-distance-left:9pt;mso-wrap-distance-top:0;mso-wrap-distance-right:9pt;mso-wrap-distance-bottom:0;mso-position-horizontal:absolute;mso-position-horizontal-relative:text;mso-position-vertical:absolute;mso-position-vertical-relative:text;mso-width-percent:0;mso-width-relative:margin;v-text-anchor:top" o:gfxdata="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" fillcolor="white [3201]" strokeweight=".5pt">
+              <v:shape id="Textové pole 1" o:spid="_x0000_s1026" type="#_x0000_t202" style="position:absolute;margin-left:311.65pt;margin-top:2.2pt;width:232.5pt;height:80.25pt;z-index:251659264;visibility:visible;mso-wrap-style:square;mso-width-percent:0;mso-wrap-distance-left:9pt;mso-wrap-distance-top:0;mso-wrap-distance-right:9pt;mso-wrap-distance-bottom:0;mso-position-horizontal:absolute;mso-position-horizontal-relative:text;mso-position-vertical:absolute;mso-position-vertical-relative:text;mso-width-percent:0;mso-width-relative:margin;v-text-anchor:top" o:gfxdata="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" fillcolor="white [3201]" strokeweight=".5pt">
                 <v:textbox>
                   <w:txbxContent>
                     <w:p>
@@ -4940,6 +4940,7 @@
       </w:r>
       <w:r>
         <w:rPr>
+          <w:noProof/>
           <w:sz w:val="28"/>
           <w:szCs w:val="28"/>
         </w:rPr>
@@ -5223,6 +5224,7 @@
       </w:r>
       <w:r>
         <w:rPr>
+          <w:noProof/>
           <w:sz w:val="28"/>
           <w:szCs w:val="28"/>
         </w:rPr>
@@ -5541,10 +5543,7 @@
                         <w:txbxContent>
                           <w:p>
                             <w:r>
-                              <w:t xml:space="preserve">Ideální jednoduchá struktura dat pro </w:t>
-                            </w:r>
-                            <w:r>
-                              <w:t>filtr</w:t>
+                              <w:t>Ideální jednoduchá struktura dat pro filtr</w:t>
                             </w:r>
                           </w:p>
                         </w:txbxContent>
@@ -5589,6 +5588,7 @@
       </w:r>
       <w:r>
         <w:rPr>
+          <w:noProof/>
           <w:sz w:val="28"/>
           <w:szCs w:val="28"/>
         </w:rPr>
@@ -6241,6 +6241,7 @@
       </w:r>
       <w:r>
         <w:rPr>
+          <w:noProof/>
           <w:sz w:val="28"/>
           <w:szCs w:val="28"/>
         </w:rPr>
@@ -6403,6 +6404,7 @@
       </w:r>
       <w:r>
         <w:rPr>
+          <w:noProof/>
           <w:sz w:val="28"/>
           <w:szCs w:val="28"/>
         </w:rPr>
@@ -6548,6 +6550,7 @@
       </w:r>
       <w:r>
         <w:rPr>
+          <w:noProof/>
           <w:sz w:val="28"/>
           <w:szCs w:val="28"/>
         </w:rPr>
@@ -6750,6 +6753,7 @@
       </w:r>
       <w:r>
         <w:rPr>
+          <w:noProof/>
           <w:sz w:val="28"/>
           <w:szCs w:val="28"/>
         </w:rPr>
@@ -7064,10 +7068,7 @@
                         <w:txbxContent>
                           <w:p>
                             <w:r>
-                              <w:t xml:space="preserve">Ideální jednoduchá struktura dat pro </w:t>
-                            </w:r>
-                            <w:r>
-                              <w:t>přehled</w:t>
+                              <w:t>Ideální jednoduchá struktura dat pro přehled</w:t>
                             </w:r>
                           </w:p>
                         </w:txbxContent>
@@ -7112,6 +7113,7 @@
       </w:r>
       <w:r>
         <w:rPr>
+          <w:noProof/>
           <w:sz w:val="28"/>
           <w:szCs w:val="28"/>
         </w:rPr>
@@ -7517,6 +7519,7 @@
       </w:r>
       <w:r>
         <w:rPr>
+          <w:noProof/>
           <w:sz w:val="28"/>
           <w:szCs w:val="28"/>
         </w:rPr>
@@ -7757,11 +7760,12 @@
       </w:pPr>
       <w:r>
         <w:rPr>
+          <w:noProof/>
           <w:sz w:val="28"/>
           <w:szCs w:val="28"/>
         </w:rPr>
         <w:drawing>
-          <wp:anchor distT="0" distB="0" distL="114300" distR="114300" simplePos="0" relativeHeight="251757568" behindDoc="1" locked="0" layoutInCell="1" allowOverlap="1" wp14:anchorId="28503030" wp14:editId="612B2582">
+          <wp:anchor distT="0" distB="0" distL="114300" distR="114300" simplePos="0" relativeHeight="251757568" behindDoc="1" locked="0" layoutInCell="1" allowOverlap="1" wp14:anchorId="28503030" wp14:editId="4AC0A66C">
             <wp:simplePos x="0" y="0"/>
             <wp:positionH relativeFrom="column">
               <wp:posOffset>-390633</wp:posOffset>
@@ -8037,6 +8041,7 @@
       </w:pPr>
       <w:r>
         <w:rPr>
+          <w:noProof/>
           <w:sz w:val="28"/>
           <w:szCs w:val="28"/>
         </w:rPr>
@@ -8375,6 +8380,7 @@
       </w:pPr>
       <w:r>
         <w:rPr>
+          <w:noProof/>
           <w:sz w:val="28"/>
           <w:szCs w:val="28"/>
         </w:rPr>
@@ -8626,6 +8632,7 @@
       </w:r>
       <w:r>
         <w:rPr>
+          <w:noProof/>
           <w:sz w:val="28"/>
           <w:szCs w:val="28"/>
         </w:rPr>
@@ -8741,6 +8748,7 @@
       </w:r>
       <w:r>
         <w:rPr>
+          <w:noProof/>
           <w:sz w:val="28"/>
           <w:szCs w:val="28"/>
         </w:rPr>
@@ -8838,6 +8846,7 @@
       </w:r>
       <w:r>
         <w:rPr>
+          <w:noProof/>
           <w:sz w:val="28"/>
           <w:szCs w:val="28"/>
         </w:rPr>
@@ -8943,6 +8952,7 @@
       </w:pPr>
       <w:r>
         <w:rPr>
+          <w:noProof/>
           <w:sz w:val="28"/>
           <w:szCs w:val="28"/>
         </w:rPr>
@@ -9032,6 +9042,7 @@
       </w:r>
       <w:r>
         <w:rPr>
+          <w:noProof/>
           <w:sz w:val="28"/>
           <w:szCs w:val="28"/>
         </w:rPr>
@@ -9140,6 +9151,7 @@
       </w:r>
       <w:r>
         <w:rPr>
+          <w:noProof/>
           <w:sz w:val="28"/>
           <w:szCs w:val="28"/>
         </w:rPr>
@@ -9237,6 +9249,7 @@
       </w:r>
       <w:r>
         <w:rPr>
+          <w:noProof/>
           <w:sz w:val="28"/>
           <w:szCs w:val="28"/>
         </w:rPr>
